--- a/capitulos/43_Capitulo_43.docx
+++ b/capitulos/43_Capitulo_43.docx
@@ -654,7 +654,7 @@
           <w:color w:val="1C1C20"/>
           <w:sz w:val="22"/>
         </w:rPr>
-        <w:t>Ambas chicas estaban atrapadas en el ala médica, intentando levantar barreras de viento purificador con sus báculos mientras los monjes de la plaga avanzaban hacia ellas con los mayales en alto.</w:t>
+        <w:t>Ambas chicas estaban atrapadas en el ala médica: Elysea intentaba desesperadamente levantar una barrera de viento purificador con su estoque de escarcha, mientras Freya interponía su escudo de roble e incrustaba su lanza tribal contra las baldosas para proteger a los convalecientes. Para empeorar la pesadilla, una horda de ratas subterráneas emergió de las grietas del sótano aprovechando el caos y el humo para asaltar los almacenes de suministros, arrojándose sobre varios cadetes y atrapando a Lortelle Kecheln mientras intentaba asegurar las reservas médicas de la Compañía Elte, arrastrándola encadenada hacia las profundidades.</w:t>
       </w:r>
     </w:p>
     <w:p>
